--- a/artifacts/m24shams/M24SHAMS_SOP_ENTERPRISE_STAGING_DATAGUARD_NON_CDB.docx
+++ b/artifacts/m24shams/M24SHAMS_SOP_ENTERPRISE_STAGING_DATAGUARD_NON_CDB.docx
@@ -88,7 +88,7 @@
     </w:p>
     <w:p>
       <w:r>
-        <w:t>2. standard NEXI NEXI_Database_Install_Configure_BestPractice_0.5;</w:t>
+        <w:t>2. standard PEYTECH PEYTECH_Database_Install_Configure_BestPractice_0.5;</w:t>
       </w:r>
     </w:p>
     <w:p>
@@ -231,7 +231,6 @@
     </w:p>
     <w:p>
       <w:r>
-        <w:lastRenderedPageBreak/>
         <w:t xml:space="preserve">                  +------ SYNC gate / redo ---------+</w:t>
       </w:r>
     </w:p>
@@ -2311,7 +2310,6 @@
                 <w:b/>
                 <w:sz w:val="15"/>
               </w:rPr>
-              <w:lastRenderedPageBreak/>
               <w:t>Gate</w:t>
             </w:r>
           </w:p>
@@ -2822,7 +2820,6 @@
     </w:p>
     <w:p>
       <w:r>
-        <w:lastRenderedPageBreak/>
         <w:t xml:space="preserve">  'db_create_file_dest',</w:t>
       </w:r>
     </w:p>
@@ -3063,7 +3060,6 @@
     </w:p>
     <w:p>
       <w:r>
-        <w:lastRenderedPageBreak/>
         <w:t>La query V$ENCRYPTION_WALLET puo' generare un warning in alert log anche se</w:t>
       </w:r>
     </w:p>
@@ -3485,7 +3481,6 @@
     </w:p>
     <w:p>
       <w:r>
-        <w:lastRenderedPageBreak/>
         <w:t>GOLDEN_PATCH_LEVEL=&lt;RU&gt;</w:t>
       </w:r>
     </w:p>
@@ -3743,7 +3738,7 @@
     </w:p>
     <w:p>
       <w:r>
-        <w:t>Lo standard NEXI di partenza e' quattro online redo log group da 4G per</w:t>
+        <w:t>Lo standard PEYTECH di partenza e' quattro online redo log group da 4G per</w:t>
       </w:r>
     </w:p>
     <w:p>
@@ -3779,7 +3774,6 @@
     </w:p>
     <w:p>
       <w:r>
-        <w:lastRenderedPageBreak/>
         <w:t>FROM v$standby_log</w:t>
       </w:r>
     </w:p>
@@ -4077,7 +4071,6 @@
     </w:p>
     <w:p>
       <w:r>
-        <w:lastRenderedPageBreak/>
         <w:t>procedura aziendale, quindi trasferiscilo con canale sicuro allo standby e</w:t>
       </w:r>
     </w:p>
@@ -4420,7 +4413,6 @@
           <w:rFonts w:ascii="Consolas" w:hAnsi="Consolas"/>
           <w:sz w:val="14"/>
         </w:rPr>
-        <w:lastRenderedPageBreak/>
         <w:t xml:space="preserve">    FOR STANDBY</w:t>
       </w:r>
     </w:p>
@@ -7366,7 +7358,7 @@
         <w:pStyle w:val="Heading1"/>
       </w:pPr>
       <w:r>
-        <w:t>Adattamenti rispetto allo standard NEXI 0.5</w:t>
+        <w:t>Adattamenti rispetto allo standard PEYTECH 0.5</w:t>
       </w:r>
     </w:p>
     <w:tbl>
@@ -7646,7 +7638,7 @@
               <w:rPr>
                 <w:sz w:val="15"/>
               </w:rPr>
-              <w:t>Baseline NEXI quattro gruppi da 4G, con gate sul carico reale</w:t>
+              <w:t>Baseline PEYTECH quattro gruppi da 4G, con gate sul carico reale</w:t>
             </w:r>
           </w:p>
         </w:tc>
@@ -9466,7 +9458,7 @@
     </w:p>
     <w:p>
       <w:r>
-        <w:t>Non copiare path storici NEXI senza confrontarli con l'inventario del server.</w:t>
+        <w:t>Non copiare path storici PEYTECH senza confrontarli con l'inventario del server.</w:t>
       </w:r>
     </w:p>
     <w:p>
@@ -12475,7 +12467,7 @@
     <w:link w:val="Heading1Char"/>
     <w:uiPriority w:val="9"/>
     <w:qFormat/>
-    <w:rsid w:val="009C3D83"/>
+    <w:rsid w:val="00A92D9B"/>
     <w:pPr>
       <w:keepNext/>
       <w:keepLines/>
@@ -12497,7 +12489,7 @@
     <w:uiPriority w:val="9"/>
     <w:unhideWhenUsed/>
     <w:qFormat/>
-    <w:rsid w:val="009C3D83"/>
+    <w:rsid w:val="00A92D9B"/>
     <w:pPr>
       <w:keepNext/>
       <w:keepLines/>
@@ -12520,7 +12512,7 @@
     <w:semiHidden/>
     <w:unhideWhenUsed/>
     <w:qFormat/>
-    <w:rsid w:val="009C3D83"/>
+    <w:rsid w:val="00A92D9B"/>
     <w:pPr>
       <w:keepNext/>
       <w:keepLines/>
@@ -12543,7 +12535,7 @@
     <w:semiHidden/>
     <w:unhideWhenUsed/>
     <w:qFormat/>
-    <w:rsid w:val="009C3D83"/>
+    <w:rsid w:val="00A92D9B"/>
     <w:pPr>
       <w:keepNext/>
       <w:keepLines/>
@@ -12566,7 +12558,7 @@
     <w:semiHidden/>
     <w:unhideWhenUsed/>
     <w:qFormat/>
-    <w:rsid w:val="009C3D83"/>
+    <w:rsid w:val="00A92D9B"/>
     <w:pPr>
       <w:keepNext/>
       <w:keepLines/>
@@ -12587,7 +12579,7 @@
     <w:semiHidden/>
     <w:unhideWhenUsed/>
     <w:qFormat/>
-    <w:rsid w:val="009C3D83"/>
+    <w:rsid w:val="00A92D9B"/>
     <w:pPr>
       <w:keepNext/>
       <w:keepLines/>
@@ -12610,7 +12602,7 @@
     <w:semiHidden/>
     <w:unhideWhenUsed/>
     <w:qFormat/>
-    <w:rsid w:val="009C3D83"/>
+    <w:rsid w:val="00A92D9B"/>
     <w:pPr>
       <w:keepNext/>
       <w:keepLines/>
@@ -12631,7 +12623,7 @@
     <w:semiHidden/>
     <w:unhideWhenUsed/>
     <w:qFormat/>
-    <w:rsid w:val="009C3D83"/>
+    <w:rsid w:val="00A92D9B"/>
     <w:pPr>
       <w:keepNext/>
       <w:keepLines/>
@@ -12654,7 +12646,7 @@
     <w:semiHidden/>
     <w:unhideWhenUsed/>
     <w:qFormat/>
-    <w:rsid w:val="009C3D83"/>
+    <w:rsid w:val="00A92D9B"/>
     <w:pPr>
       <w:keepNext/>
       <w:keepLines/>
@@ -12698,7 +12690,7 @@
     <w:basedOn w:val="DefaultParagraphFont"/>
     <w:link w:val="Heading1"/>
     <w:uiPriority w:val="9"/>
-    <w:rsid w:val="009C3D83"/>
+    <w:rsid w:val="00A92D9B"/>
     <w:rPr>
       <w:rFonts w:ascii="Aptos Display" w:eastAsiaTheme="majorEastAsia" w:hAnsi="Aptos Display" w:cstheme="majorBidi"/>
       <w:color w:val="003B75"/>
@@ -12711,7 +12703,7 @@
     <w:basedOn w:val="DefaultParagraphFont"/>
     <w:link w:val="Heading2"/>
     <w:uiPriority w:val="9"/>
-    <w:rsid w:val="009C3D83"/>
+    <w:rsid w:val="00A92D9B"/>
     <w:rPr>
       <w:rFonts w:ascii="Aptos Display" w:eastAsiaTheme="majorEastAsia" w:hAnsi="Aptos Display" w:cstheme="majorBidi"/>
       <w:color w:val="003B75"/>
@@ -12724,7 +12716,7 @@
     <w:link w:val="Heading3"/>
     <w:uiPriority w:val="9"/>
     <w:semiHidden/>
-    <w:rsid w:val="009C3D83"/>
+    <w:rsid w:val="00A92D9B"/>
     <w:rPr>
       <w:rFonts w:ascii="Aptos Display" w:eastAsiaTheme="majorEastAsia" w:hAnsi="Aptos Display" w:cstheme="majorBidi"/>
       <w:color w:val="003B75"/>
@@ -12738,7 +12730,7 @@
     <w:link w:val="Heading4"/>
     <w:uiPriority w:val="9"/>
     <w:semiHidden/>
-    <w:rsid w:val="009C3D83"/>
+    <w:rsid w:val="00A92D9B"/>
     <w:rPr>
       <w:rFonts w:eastAsiaTheme="majorEastAsia" w:cstheme="majorBidi"/>
       <w:i/>
@@ -12752,7 +12744,7 @@
     <w:link w:val="Heading5"/>
     <w:uiPriority w:val="9"/>
     <w:semiHidden/>
-    <w:rsid w:val="009C3D83"/>
+    <w:rsid w:val="00A92D9B"/>
     <w:rPr>
       <w:rFonts w:eastAsiaTheme="majorEastAsia" w:cstheme="majorBidi"/>
       <w:color w:val="0F4761" w:themeColor="accent1" w:themeShade="BF"/>
@@ -12764,7 +12756,7 @@
     <w:link w:val="Heading6"/>
     <w:uiPriority w:val="9"/>
     <w:semiHidden/>
-    <w:rsid w:val="009C3D83"/>
+    <w:rsid w:val="00A92D9B"/>
     <w:rPr>
       <w:rFonts w:eastAsiaTheme="majorEastAsia" w:cstheme="majorBidi"/>
       <w:i/>
@@ -12778,7 +12770,7 @@
     <w:link w:val="Heading7"/>
     <w:uiPriority w:val="9"/>
     <w:semiHidden/>
-    <w:rsid w:val="009C3D83"/>
+    <w:rsid w:val="00A92D9B"/>
     <w:rPr>
       <w:rFonts w:eastAsiaTheme="majorEastAsia" w:cstheme="majorBidi"/>
       <w:color w:val="595959" w:themeColor="text1" w:themeTint="A6"/>
@@ -12790,7 +12782,7 @@
     <w:link w:val="Heading8"/>
     <w:uiPriority w:val="9"/>
     <w:semiHidden/>
-    <w:rsid w:val="009C3D83"/>
+    <w:rsid w:val="00A92D9B"/>
     <w:rPr>
       <w:rFonts w:eastAsiaTheme="majorEastAsia" w:cstheme="majorBidi"/>
       <w:i/>
@@ -12804,7 +12796,7 @@
     <w:link w:val="Heading9"/>
     <w:uiPriority w:val="9"/>
     <w:semiHidden/>
-    <w:rsid w:val="009C3D83"/>
+    <w:rsid w:val="00A92D9B"/>
     <w:rPr>
       <w:rFonts w:eastAsiaTheme="majorEastAsia" w:cstheme="majorBidi"/>
       <w:color w:val="272727" w:themeColor="text1" w:themeTint="D8"/>
@@ -12817,7 +12809,7 @@
     <w:link w:val="TitleChar"/>
     <w:uiPriority w:val="10"/>
     <w:qFormat/>
-    <w:rsid w:val="009C3D83"/>
+    <w:rsid w:val="00A92D9B"/>
     <w:pPr>
       <w:spacing w:before="120" w:line="240" w:lineRule="auto"/>
       <w:contextualSpacing/>
@@ -12836,7 +12828,7 @@
     <w:basedOn w:val="DefaultParagraphFont"/>
     <w:link w:val="Title"/>
     <w:uiPriority w:val="10"/>
-    <w:rsid w:val="009C3D83"/>
+    <w:rsid w:val="00A92D9B"/>
     <w:rPr>
       <w:rFonts w:ascii="Aptos Display" w:eastAsiaTheme="majorEastAsia" w:hAnsi="Aptos Display" w:cstheme="majorBidi"/>
       <w:color w:val="003B75"/>
@@ -12853,7 +12845,7 @@
     <w:link w:val="SubtitleChar"/>
     <w:uiPriority w:val="11"/>
     <w:qFormat/>
-    <w:rsid w:val="009C3D83"/>
+    <w:rsid w:val="00A92D9B"/>
     <w:pPr>
       <w:numPr>
         <w:ilvl w:val="1"/>
@@ -12872,7 +12864,7 @@
     <w:basedOn w:val="DefaultParagraphFont"/>
     <w:link w:val="Subtitle"/>
     <w:uiPriority w:val="11"/>
-    <w:rsid w:val="009C3D83"/>
+    <w:rsid w:val="00A92D9B"/>
     <w:rPr>
       <w:rFonts w:eastAsiaTheme="majorEastAsia" w:cstheme="majorBidi"/>
       <w:color w:val="595959" w:themeColor="text1" w:themeTint="A6"/>
@@ -12888,7 +12880,7 @@
     <w:link w:val="QuoteChar"/>
     <w:uiPriority w:val="29"/>
     <w:qFormat/>
-    <w:rsid w:val="009C3D83"/>
+    <w:rsid w:val="00A92D9B"/>
     <w:pPr>
       <w:spacing w:before="160"/>
       <w:jc w:val="center"/>
@@ -12904,7 +12896,7 @@
     <w:basedOn w:val="DefaultParagraphFont"/>
     <w:link w:val="Quote"/>
     <w:uiPriority w:val="29"/>
-    <w:rsid w:val="009C3D83"/>
+    <w:rsid w:val="00A92D9B"/>
     <w:rPr>
       <w:i/>
       <w:iCs/>
@@ -12916,7 +12908,7 @@
     <w:basedOn w:val="Normal"/>
     <w:uiPriority w:val="34"/>
     <w:qFormat/>
-    <w:rsid w:val="009C3D83"/>
+    <w:rsid w:val="00A92D9B"/>
     <w:pPr>
       <w:ind w:left="720"/>
       <w:contextualSpacing/>
@@ -12927,7 +12919,7 @@
     <w:basedOn w:val="DefaultParagraphFont"/>
     <w:uiPriority w:val="21"/>
     <w:qFormat/>
-    <w:rsid w:val="009C3D83"/>
+    <w:rsid w:val="00A92D9B"/>
     <w:rPr>
       <w:i/>
       <w:iCs/>
@@ -12941,7 +12933,7 @@
     <w:link w:val="IntenseQuoteChar"/>
     <w:uiPriority w:val="30"/>
     <w:qFormat/>
-    <w:rsid w:val="009C3D83"/>
+    <w:rsid w:val="00A92D9B"/>
     <w:pPr>
       <w:pBdr>
         <w:top w:val="single" w:sz="4" w:space="10" w:color="0F4761" w:themeColor="accent1" w:themeShade="BF"/>
@@ -12962,7 +12954,7 @@
     <w:basedOn w:val="DefaultParagraphFont"/>
     <w:link w:val="IntenseQuote"/>
     <w:uiPriority w:val="30"/>
-    <w:rsid w:val="009C3D83"/>
+    <w:rsid w:val="00A92D9B"/>
     <w:rPr>
       <w:i/>
       <w:iCs/>
@@ -12974,7 +12966,7 @@
     <w:basedOn w:val="DefaultParagraphFont"/>
     <w:uiPriority w:val="32"/>
     <w:qFormat/>
-    <w:rsid w:val="009C3D83"/>
+    <w:rsid w:val="00A92D9B"/>
     <w:rPr>
       <w:b/>
       <w:bCs/>
@@ -12989,7 +12981,7 @@
     <w:link w:val="HeaderChar"/>
     <w:uiPriority w:val="99"/>
     <w:unhideWhenUsed/>
-    <w:rsid w:val="009C3D83"/>
+    <w:rsid w:val="00A92D9B"/>
     <w:pPr>
       <w:tabs>
         <w:tab w:val="center" w:pos="4513"/>
@@ -13003,7 +12995,7 @@
     <w:basedOn w:val="DefaultParagraphFont"/>
     <w:link w:val="Header"/>
     <w:uiPriority w:val="99"/>
-    <w:rsid w:val="009C3D83"/>
+    <w:rsid w:val="00A92D9B"/>
     <w:rPr>
       <w:rFonts w:ascii="Aptos" w:hAnsi="Aptos"/>
       <w:sz w:val="18"/>
@@ -13015,7 +13007,7 @@
     <w:link w:val="FooterChar"/>
     <w:uiPriority w:val="99"/>
     <w:unhideWhenUsed/>
-    <w:rsid w:val="009C3D83"/>
+    <w:rsid w:val="00A92D9B"/>
     <w:pPr>
       <w:tabs>
         <w:tab w:val="center" w:pos="4513"/>
@@ -13029,7 +13021,7 @@
     <w:basedOn w:val="DefaultParagraphFont"/>
     <w:link w:val="Footer"/>
     <w:uiPriority w:val="99"/>
-    <w:rsid w:val="009C3D83"/>
+    <w:rsid w:val="00A92D9B"/>
     <w:rPr>
       <w:rFonts w:ascii="Aptos" w:hAnsi="Aptos"/>
       <w:sz w:val="18"/>
@@ -13039,7 +13031,7 @@
     <w:name w:val="Table Grid"/>
     <w:basedOn w:val="TableNormal"/>
     <w:uiPriority w:val="39"/>
-    <w:rsid w:val="009C3D83"/>
+    <w:rsid w:val="00A92D9B"/>
     <w:pPr>
       <w:spacing w:after="0" w:line="240" w:lineRule="auto"/>
     </w:pPr>
